--- a/klagomålsmail/Muorkenåive-Ássjátj N FSC-klagomål mail.docx
+++ b/klagomålsmail/Muorkenåive-Ássjátj N FSC-klagomål mail.docx
@@ -11,7 +11,7 @@
     </w:p>
     <w:p>
       <w:r>
-        <w:t>Vi vill informera om att det i området Muorkenåive-Ássjátj N i Arjeplogs kommun har hittats 31 naturvårdsarter varav 23 är rödlistade.</w:t>
+        <w:t>Vi vill informera om att det i området Muorkenåive-Ássjátj N i Arjeplogs kommun har hittats 38 naturvårdsarter varav 24 är rödlistade.</w:t>
       </w:r>
     </w:p>
     <w:p>

--- a/klagomålsmail/Muorkenåive-Ássjátj N FSC-klagomål mail.docx
+++ b/klagomålsmail/Muorkenåive-Ássjátj N FSC-klagomål mail.docx
@@ -11,7 +11,7 @@
     </w:p>
     <w:p>
       <w:r>
-        <w:t>Vi vill informera om att det i området Muorkenåive-Ássjátj N i Arjeplogs kommun har hittats 38 naturvårdsarter varav 24 är rödlistade.</w:t>
+        <w:t>Vi vill informera om att det i och inom 10 meter från området Muorkenåive-Ássjátj N i Arjeplogs kommun har hittats 43 naturvårdsarter varav 28 är rödlistade.</w:t>
       </w:r>
     </w:p>
     <w:p>

--- a/klagomålsmail/Muorkenåive-Ássjátj N FSC-klagomål mail.docx
+++ b/klagomålsmail/Muorkenåive-Ássjátj N FSC-klagomål mail.docx
@@ -11,7 +11,7 @@
     </w:p>
     <w:p>
       <w:r>
-        <w:t>Vi vill informera om att det i och inom 10 meter från området Muorkenåive-Ássjátj N i Arjeplogs kommun har hittats 43 naturvårdsarter varav 28 är rödlistade.</w:t>
+        <w:t>Vi vill informera om att det i och inom 10 meter från området Muorkenåive-Ássjátj N i Arjeplogs kommun har hittats 47 naturvårdsarter varav 31 är rödlistade.</w:t>
       </w:r>
     </w:p>
     <w:p>

--- a/klagomålsmail/Muorkenåive-Ássjátj N FSC-klagomål mail.docx
+++ b/klagomålsmail/Muorkenåive-Ássjátj N FSC-klagomål mail.docx
@@ -11,7 +11,7 @@
     </w:p>
     <w:p>
       <w:r>
-        <w:t>Vi vill informera om att det i och inom 10 meter från området Muorkenåive-Ássjátj N i Arjeplogs kommun har hittats 47 naturvårdsarter varav 31 är rödlistade.</w:t>
+        <w:t>Vi vill informera om att det i och inom 10 meter från området Muorkenåive-Ássjátj N i Arjeplogs kommun har hittats 50 naturvårdsarter varav 31 är rödlistade.</w:t>
       </w:r>
     </w:p>
     <w:p>

--- a/klagomålsmail/Muorkenåive-Ássjátj N FSC-klagomål mail.docx
+++ b/klagomålsmail/Muorkenåive-Ássjátj N FSC-klagomål mail.docx
@@ -11,7 +11,7 @@
     </w:p>
     <w:p>
       <w:r>
-        <w:t>Vi vill informera om att det i och inom 10 meter från området Muorkenåive-Ássjátj N i Arjeplogs kommun har hittats 50 naturvårdsarter varav 31 är rödlistade.</w:t>
+        <w:t>Vi vill informera om att det i och inom 10 meter från området Muorkenåive-Ássjátj N i Arjeplogs kommun har hittats 57 naturvårdsarter varav 33 är rödlistade.</w:t>
       </w:r>
     </w:p>
     <w:p>

--- a/klagomålsmail/Muorkenåive-Ássjátj N FSC-klagomål mail.docx
+++ b/klagomålsmail/Muorkenåive-Ássjátj N FSC-klagomål mail.docx
@@ -11,7 +11,7 @@
     </w:p>
     <w:p>
       <w:r>
-        <w:t>Vi vill informera om att det i och inom 10 meter från området Muorkenåive-Ássjátj N i Arjeplogs kommun har hittats 57 naturvårdsarter varav 33 är rödlistade.</w:t>
+        <w:t>Vi vill informera om att det i och inom 23 meter från området Muorkenåive-Ássjátj N i Arjeplogs kommun har hittats 60 naturvårdsarter varav 34 är rödlistade.</w:t>
       </w:r>
     </w:p>
     <w:p>

--- a/klagomålsmail/Muorkenåive-Ássjátj N FSC-klagomål mail.docx
+++ b/klagomålsmail/Muorkenåive-Ássjátj N FSC-klagomål mail.docx
@@ -11,7 +11,7 @@
     </w:p>
     <w:p>
       <w:r>
-        <w:t>Vi vill informera om att det i och inom 23 meter från området Muorkenåive-Ássjátj N i Arjeplogs kommun har hittats 60 naturvårdsarter varav 34 är rödlistade.</w:t>
+        <w:t>Vi vill informera om att det i och inom 23 meter från området Muorkenåive-Ássjátj N i Arjeplogs kommun har hittats 62 naturvårdsarter varav 36 är rödlistade.</w:t>
       </w:r>
     </w:p>
     <w:p>

--- a/klagomålsmail/Muorkenåive-Ássjátj N FSC-klagomål mail.docx
+++ b/klagomålsmail/Muorkenåive-Ássjátj N FSC-klagomål mail.docx
@@ -11,7 +11,7 @@
     </w:p>
     <w:p>
       <w:r>
-        <w:t>Vi vill informera om att det i och inom 23 meter från området Muorkenåive-Ássjátj N i Arjeplogs kommun har hittats 62 naturvårdsarter varav 36 är rödlistade.</w:t>
+        <w:t>Vi vill informera om att det i och inom 23 meter från området Muorkenåive-Ássjátj N i Arjeplogs kommun har hittats 63 naturvårdsarter varav 37 är rödlistade.</w:t>
       </w:r>
     </w:p>
     <w:p>

--- a/klagomålsmail/Muorkenåive-Ássjátj N FSC-klagomål mail.docx
+++ b/klagomålsmail/Muorkenåive-Ássjátj N FSC-klagomål mail.docx
@@ -11,7 +11,7 @@
     </w:p>
     <w:p>
       <w:r>
-        <w:t>Vi vill informera om att det i och inom 23 meter från området Muorkenåive-Ássjátj N i Arjeplogs kommun har hittats 63 naturvårdsarter varav 37 är rödlistade.</w:t>
+        <w:t>Vi vill informera om att det i och inom 23 meter från området Muorkenåive-Ássjátj N i Arjeplogs kommun har hittats 64 naturvårdsarter varav 38 är rödlistade.</w:t>
       </w:r>
     </w:p>
     <w:p>

--- a/klagomålsmail/Muorkenåive-Ássjátj N FSC-klagomål mail.docx
+++ b/klagomålsmail/Muorkenåive-Ássjátj N FSC-klagomål mail.docx
@@ -11,7 +11,7 @@
     </w:p>
     <w:p>
       <w:r>
-        <w:t>Vi vill informera om att det i och inom 23 meter från området Muorkenåive-Ássjátj N i Arjeplogs kommun har hittats 64 naturvårdsarter varav 38 är rödlistade.</w:t>
+        <w:t>Vi vill informera om att det i och inom 23 meter från området Muorkenåive-Ássjátj N i Arjeplogs kommun har hittats 63 naturvårdsarter varav 38 är rödlistade.</w:t>
       </w:r>
     </w:p>
     <w:p>

--- a/klagomålsmail/Muorkenåive-Ássjátj N FSC-klagomål mail.docx
+++ b/klagomålsmail/Muorkenåive-Ássjátj N FSC-klagomål mail.docx
@@ -11,7 +11,7 @@
     </w:p>
     <w:p>
       <w:r>
-        <w:t>Vi vill informera om att det i och inom 23 meter från området Muorkenåive-Ássjátj N i Arjeplogs kommun har hittats 63 naturvårdsarter varav 38 är rödlistade.</w:t>
+        <w:t>Vi vill informera om att det i och inom 23 meter från området Muorkenåive-Ássjátj N i Arjeplogs kommun har hittats 65 naturvårdsarter varav 39 är rödlistade.</w:t>
       </w:r>
     </w:p>
     <w:p>

--- a/klagomålsmail/Muorkenåive-Ássjátj N FSC-klagomål mail.docx
+++ b/klagomålsmail/Muorkenåive-Ássjátj N FSC-klagomål mail.docx
@@ -11,7 +11,7 @@
     </w:p>
     <w:p>
       <w:r>
-        <w:t>Vi vill informera om att det i och inom 23 meter från området Muorkenåive-Ássjátj N i Arjeplogs kommun har hittats 65 naturvårdsarter varav 39 är rödlistade.</w:t>
+        <w:t>Vi vill informera om att det i och inom 23 meter från området Muorkenåive-Ássjátj N i Arjeplogs kommun har hittats 66 naturvårdsarter varav 40 är rödlistade.</w:t>
       </w:r>
     </w:p>
     <w:p>

--- a/klagomålsmail/Muorkenåive-Ássjátj N FSC-klagomål mail.docx
+++ b/klagomålsmail/Muorkenåive-Ássjátj N FSC-klagomål mail.docx
@@ -11,7 +11,7 @@
     </w:p>
     <w:p>
       <w:r>
-        <w:t>Vi vill informera om att det i och inom 23 meter från området Muorkenåive-Ássjátj N i Arjeplogs kommun har hittats 66 naturvårdsarter varav 40 är rödlistade.</w:t>
+        <w:t>Vi vill informera om att det i och inom 23 meter från området Muorkenåive-Ássjátj N i Arjeplogs kommun har hittats 67 naturvårdsarter varav 40 är rödlistade.</w:t>
       </w:r>
     </w:p>
     <w:p>

--- a/klagomålsmail/Muorkenåive-Ássjátj N FSC-klagomål mail.docx
+++ b/klagomålsmail/Muorkenåive-Ássjátj N FSC-klagomål mail.docx
@@ -11,7 +11,7 @@
     </w:p>
     <w:p>
       <w:r>
-        <w:t>Vi vill informera om att det i och inom 23 meter från området Muorkenåive-Ássjátj N i Arjeplogs kommun har hittats 67 naturvårdsarter varav 40 är rödlistade.</w:t>
+        <w:t>Vi vill informera om att det i och inom 23 meter från området Muorkenåive-Ássjátj N i Arjeplogs kommun har hittats 71 naturvårdsarter varav 42 är rödlistade.</w:t>
       </w:r>
     </w:p>
     <w:p>

--- a/klagomålsmail/Muorkenåive-Ássjátj N FSC-klagomål mail.docx
+++ b/klagomålsmail/Muorkenåive-Ássjátj N FSC-klagomål mail.docx
@@ -11,7 +11,7 @@
     </w:p>
     <w:p>
       <w:r>
-        <w:t>Vi vill informera om att det i och inom 23 meter från området Muorkenåive-Ássjátj N i Arjeplogs kommun har hittats 71 naturvårdsarter varav 42 är rödlistade.</w:t>
+        <w:t>Vi vill informera om att det i och inom 23 meter från området Muorkenåive-Ássjátj N i Arjeplogs kommun har hittats 76 naturvårdsarter varav 43 är rödlistade.</w:t>
       </w:r>
     </w:p>
     <w:p>

--- a/klagomålsmail/Muorkenåive-Ássjátj N FSC-klagomål mail.docx
+++ b/klagomålsmail/Muorkenåive-Ássjátj N FSC-klagomål mail.docx
@@ -11,7 +11,7 @@
     </w:p>
     <w:p>
       <w:r>
-        <w:t>Vi vill informera om att det i och inom 23 meter från området Muorkenåive-Ássjátj N i Arjeplogs kommun har hittats 76 naturvårdsarter varav 43 är rödlistade.</w:t>
+        <w:t>Vi vill informera om att det i och inom 23 meter från området Muorkenåive-Ássjátj N i Arjeplogs kommun har hittats 78 naturvårdsarter varav 44 är rödlistade.</w:t>
       </w:r>
     </w:p>
     <w:p>

--- a/klagomålsmail/Muorkenåive-Ássjátj N FSC-klagomål mail.docx
+++ b/klagomålsmail/Muorkenåive-Ássjátj N FSC-klagomål mail.docx
@@ -11,7 +11,7 @@
     </w:p>
     <w:p>
       <w:r>
-        <w:t>Vi vill informera om att det i och inom 23 meter från området Muorkenåive-Ássjátj N i Arjeplogs kommun har hittats 78 naturvårdsarter varav 44 är rödlistade.</w:t>
+        <w:t>Vi vill informera om att det i och inom 23 meter från området Muorkenåive-Ássjátj N i Arjeplogs kommun har hittats 82 naturvårdsarter varav 46 är rödlistade.</w:t>
       </w:r>
     </w:p>
     <w:p>

--- a/klagomålsmail/Muorkenåive-Ássjátj N FSC-klagomål mail.docx
+++ b/klagomålsmail/Muorkenåive-Ássjátj N FSC-klagomål mail.docx
@@ -11,7 +11,7 @@
     </w:p>
     <w:p>
       <w:r>
-        <w:t>Vi vill informera om att det i och inom 23 meter från området Muorkenåive-Ássjátj N i Arjeplogs kommun har hittats 82 naturvårdsarter varav 46 är rödlistade.</w:t>
+        <w:t>Vi vill informera om att det i och inom 23 meter från området Muorkenåive-Ássjátj N i Arjeplogs kommun har hittats 83 naturvårdsarter varav 46 är rödlistade.</w:t>
       </w:r>
     </w:p>
     <w:p>

--- a/klagomålsmail/Muorkenåive-Ássjátj N FSC-klagomål mail.docx
+++ b/klagomålsmail/Muorkenåive-Ássjátj N FSC-klagomål mail.docx
@@ -11,7 +11,7 @@
     </w:p>
     <w:p>
       <w:r>
-        <w:t>Vi vill informera om att det i och inom 23 meter från området Muorkenåive-Ássjátj N i Arjeplogs kommun har hittats 83 naturvårdsarter varav 46 är rödlistade.</w:t>
+        <w:t>Vi vill informera om att det i och inom 23 meter från området Muorkenåive-Ássjátj N i Arjeplogs kommun har hittats 87 naturvårdsarter varav 46 är rödlistade.</w:t>
       </w:r>
     </w:p>
     <w:p>

--- a/klagomålsmail/Muorkenåive-Ássjátj N FSC-klagomål mail.docx
+++ b/klagomålsmail/Muorkenåive-Ássjátj N FSC-klagomål mail.docx
@@ -11,7 +11,7 @@
     </w:p>
     <w:p>
       <w:r>
-        <w:t>Vi vill informera om att det i och inom 23 meter från området Muorkenåive-Ássjátj N i Arjeplogs kommun har hittats 87 naturvårdsarter varav 46 är rödlistade.</w:t>
+        <w:t>Vi vill informera om att det i och inom 23 meter från området Muorkenåive-Ássjátj N i Arjeplogs kommun har hittats 88 naturvårdsarter varav 47 är rödlistade.</w:t>
       </w:r>
     </w:p>
     <w:p>

--- a/klagomålsmail/Muorkenåive-Ássjátj N FSC-klagomål mail.docx
+++ b/klagomålsmail/Muorkenåive-Ássjátj N FSC-klagomål mail.docx
@@ -11,7 +11,7 @@
     </w:p>
     <w:p>
       <w:r>
-        <w:t>Vi vill informera om att det i och inom 23 meter från området Muorkenåive-Ássjátj N i Arjeplogs kommun har hittats 88 naturvårdsarter varav 47 är rödlistade.</w:t>
+        <w:t>Vi vill informera om att det i och inom 23 meter från området Muorkenåive-Ássjátj N i Arjeplogs kommun har hittats 87 naturvårdsarter varav 46 är rödlistade.</w:t>
       </w:r>
     </w:p>
     <w:p>
